--- a/Notas/Notas.docx
+++ b/Notas/Notas.docx
@@ -3636,6 +3636,390 @@
                     <a:xfrm>
                       <a:off x="0" y="0"/>
                       <a:ext cx="5612130" cy="1801495"/>
+                    </a:xfrm>
+                    <a:prstGeom prst="rect">
+                      <a:avLst/>
+                    </a:prstGeom>
+                  </pic:spPr>
+                </pic:pic>
+              </a:graphicData>
+            </a:graphic>
+          </wp:inline>
+        </w:drawing>
+      </w:r>
+    </w:p>
+    <w:p/>
+    <w:p>
+      <w:r>
+        <w:t>El servicio es service carpeta es donde se conecta al backend</w:t>
+      </w:r>
+    </w:p>
+    <w:p>
+      <w:r>
+        <w:drawing>
+          <wp:inline distT="0" distB="0" distL="0" distR="0" wp14:anchorId="7B69111E" wp14:editId="08C29FD1">
+            <wp:extent cx="4010585" cy="2581635"/>
+            <wp:effectExtent l="0" t="0" r="9525" b="9525"/>
+            <wp:docPr id="1726454907" name="Imagen 1"/>
+            <wp:cNvGraphicFramePr>
+              <a:graphicFrameLocks xmlns:a="http://schemas.openxmlformats.org/drawingml/2006/main" noChangeAspect="1"/>
+            </wp:cNvGraphicFramePr>
+            <a:graphic xmlns:a="http://schemas.openxmlformats.org/drawingml/2006/main">
+              <a:graphicData uri="http://schemas.openxmlformats.org/drawingml/2006/picture">
+                <pic:pic xmlns:pic="http://schemas.openxmlformats.org/drawingml/2006/picture">
+                  <pic:nvPicPr>
+                    <pic:cNvPr id="1726454907" name=""/>
+                    <pic:cNvPicPr/>
+                  </pic:nvPicPr>
+                  <pic:blipFill>
+                    <a:blip r:embed="rId55"/>
+                    <a:stretch>
+                      <a:fillRect/>
+                    </a:stretch>
+                  </pic:blipFill>
+                  <pic:spPr>
+                    <a:xfrm>
+                      <a:off x="0" y="0"/>
+                      <a:ext cx="4010585" cy="2581635"/>
+                    </a:xfrm>
+                    <a:prstGeom prst="rect">
+                      <a:avLst/>
+                    </a:prstGeom>
+                  </pic:spPr>
+                </pic:pic>
+              </a:graphicData>
+            </a:graphic>
+          </wp:inline>
+        </w:drawing>
+      </w:r>
+    </w:p>
+    <w:p>
+      <w:r>
+        <w:t>Todas las peticiones son con HttpCliejnt y te da objetos reactivos</w:t>
+      </w:r>
+    </w:p>
+    <w:p>
+      <w:r>
+        <w:drawing>
+          <wp:inline distT="0" distB="0" distL="0" distR="0" wp14:anchorId="68A6FBC1" wp14:editId="6724299D">
+            <wp:extent cx="5612130" cy="3371215"/>
+            <wp:effectExtent l="0" t="0" r="7620" b="635"/>
+            <wp:docPr id="1771963140" name="Imagen 1"/>
+            <wp:cNvGraphicFramePr>
+              <a:graphicFrameLocks xmlns:a="http://schemas.openxmlformats.org/drawingml/2006/main" noChangeAspect="1"/>
+            </wp:cNvGraphicFramePr>
+            <a:graphic xmlns:a="http://schemas.openxmlformats.org/drawingml/2006/main">
+              <a:graphicData uri="http://schemas.openxmlformats.org/drawingml/2006/picture">
+                <pic:pic xmlns:pic="http://schemas.openxmlformats.org/drawingml/2006/picture">
+                  <pic:nvPicPr>
+                    <pic:cNvPr id="1771963140" name=""/>
+                    <pic:cNvPicPr/>
+                  </pic:nvPicPr>
+                  <pic:blipFill>
+                    <a:blip r:embed="rId56"/>
+                    <a:stretch>
+                      <a:fillRect/>
+                    </a:stretch>
+                  </pic:blipFill>
+                  <pic:spPr>
+                    <a:xfrm>
+                      <a:off x="0" y="0"/>
+                      <a:ext cx="5612130" cy="3371215"/>
+                    </a:xfrm>
+                    <a:prstGeom prst="rect">
+                      <a:avLst/>
+                    </a:prstGeom>
+                  </pic:spPr>
+                </pic:pic>
+              </a:graphicData>
+            </a:graphic>
+          </wp:inline>
+        </w:drawing>
+      </w:r>
+    </w:p>
+    <w:p/>
+    <w:p>
+      <w:r>
+        <w:t>Como es local se pone localhost pero en un servidor no local, cambiarlo</w:t>
+      </w:r>
+    </w:p>
+    <w:p>
+      <w:pPr>
+        <w:rPr>
+          <w:noProof/>
+        </w:rPr>
+      </w:pPr>
+      <w:r>
+        <w:lastRenderedPageBreak/>
+        <w:drawing>
+          <wp:inline distT="0" distB="0" distL="0" distR="0" wp14:anchorId="3D5FD081" wp14:editId="1FCEC6B9">
+            <wp:extent cx="5449060" cy="1771897"/>
+            <wp:effectExtent l="0" t="0" r="0" b="0"/>
+            <wp:docPr id="873085490" name="Imagen 1"/>
+            <wp:cNvGraphicFramePr>
+              <a:graphicFrameLocks xmlns:a="http://schemas.openxmlformats.org/drawingml/2006/main" noChangeAspect="1"/>
+            </wp:cNvGraphicFramePr>
+            <a:graphic xmlns:a="http://schemas.openxmlformats.org/drawingml/2006/main">
+              <a:graphicData uri="http://schemas.openxmlformats.org/drawingml/2006/picture">
+                <pic:pic xmlns:pic="http://schemas.openxmlformats.org/drawingml/2006/picture">
+                  <pic:nvPicPr>
+                    <pic:cNvPr id="873085490" name=""/>
+                    <pic:cNvPicPr/>
+                  </pic:nvPicPr>
+                  <pic:blipFill>
+                    <a:blip r:embed="rId57"/>
+                    <a:stretch>
+                      <a:fillRect/>
+                    </a:stretch>
+                  </pic:blipFill>
+                  <pic:spPr>
+                    <a:xfrm>
+                      <a:off x="0" y="0"/>
+                      <a:ext cx="5449060" cy="1771897"/>
+                    </a:xfrm>
+                    <a:prstGeom prst="rect">
+                      <a:avLst/>
+                    </a:prstGeom>
+                  </pic:spPr>
+                </pic:pic>
+              </a:graphicData>
+            </a:graphic>
+          </wp:inline>
+        </w:drawing>
+      </w:r>
+      <w:r>
+        <w:rPr>
+          <w:noProof/>
+        </w:rPr>
+        <w:t xml:space="preserve"> </w:t>
+      </w:r>
+      <w:r>
+        <w:drawing>
+          <wp:inline distT="0" distB="0" distL="0" distR="0" wp14:anchorId="7DD243F4" wp14:editId="0685F4BC">
+            <wp:extent cx="4715533" cy="1905266"/>
+            <wp:effectExtent l="0" t="0" r="8890" b="0"/>
+            <wp:docPr id="192136714" name="Imagen 1"/>
+            <wp:cNvGraphicFramePr>
+              <a:graphicFrameLocks xmlns:a="http://schemas.openxmlformats.org/drawingml/2006/main" noChangeAspect="1"/>
+            </wp:cNvGraphicFramePr>
+            <a:graphic xmlns:a="http://schemas.openxmlformats.org/drawingml/2006/main">
+              <a:graphicData uri="http://schemas.openxmlformats.org/drawingml/2006/picture">
+                <pic:pic xmlns:pic="http://schemas.openxmlformats.org/drawingml/2006/picture">
+                  <pic:nvPicPr>
+                    <pic:cNvPr id="192136714" name=""/>
+                    <pic:cNvPicPr/>
+                  </pic:nvPicPr>
+                  <pic:blipFill>
+                    <a:blip r:embed="rId58"/>
+                    <a:stretch>
+                      <a:fillRect/>
+                    </a:stretch>
+                  </pic:blipFill>
+                  <pic:spPr>
+                    <a:xfrm>
+                      <a:off x="0" y="0"/>
+                      <a:ext cx="4715533" cy="1905266"/>
+                    </a:xfrm>
+                    <a:prstGeom prst="rect">
+                      <a:avLst/>
+                    </a:prstGeom>
+                  </pic:spPr>
+                </pic:pic>
+              </a:graphicData>
+            </a:graphic>
+          </wp:inline>
+        </w:drawing>
+      </w:r>
+      <w:r>
+        <w:rPr>
+          <w:noProof/>
+        </w:rPr>
+        <w:t xml:space="preserve"> </w:t>
+      </w:r>
+      <w:r>
+        <w:rPr>
+          <w:noProof/>
+        </w:rPr>
+        <w:drawing>
+          <wp:inline distT="0" distB="0" distL="0" distR="0" wp14:anchorId="1B341C0F" wp14:editId="38559F91">
+            <wp:extent cx="5612130" cy="4930775"/>
+            <wp:effectExtent l="0" t="0" r="7620" b="3175"/>
+            <wp:docPr id="1489013943" name="Imagen 1"/>
+            <wp:cNvGraphicFramePr>
+              <a:graphicFrameLocks xmlns:a="http://schemas.openxmlformats.org/drawingml/2006/main" noChangeAspect="1"/>
+            </wp:cNvGraphicFramePr>
+            <a:graphic xmlns:a="http://schemas.openxmlformats.org/drawingml/2006/main">
+              <a:graphicData uri="http://schemas.openxmlformats.org/drawingml/2006/picture">
+                <pic:pic xmlns:pic="http://schemas.openxmlformats.org/drawingml/2006/picture">
+                  <pic:nvPicPr>
+                    <pic:cNvPr id="1489013943" name=""/>
+                    <pic:cNvPicPr/>
+                  </pic:nvPicPr>
+                  <pic:blipFill>
+                    <a:blip r:embed="rId59"/>
+                    <a:stretch>
+                      <a:fillRect/>
+                    </a:stretch>
+                  </pic:blipFill>
+                  <pic:spPr>
+                    <a:xfrm>
+                      <a:off x="0" y="0"/>
+                      <a:ext cx="5612130" cy="4930775"/>
+                    </a:xfrm>
+                    <a:prstGeom prst="rect">
+                      <a:avLst/>
+                    </a:prstGeom>
+                  </pic:spPr>
+                </pic:pic>
+              </a:graphicData>
+            </a:graphic>
+          </wp:inline>
+        </w:drawing>
+      </w:r>
+    </w:p>
+    <w:p>
+      <w:pPr>
+        <w:rPr>
+          <w:noProof/>
+        </w:rPr>
+      </w:pPr>
+    </w:p>
+    <w:p>
+      <w:pPr>
+        <w:rPr>
+          <w:noProof/>
+        </w:rPr>
+      </w:pPr>
+      <w:r>
+        <w:rPr>
+          <w:noProof/>
+        </w:rPr>
+        <w:t>El post manda un json</w:t>
+      </w:r>
+    </w:p>
+    <w:p>
+      <w:pPr>
+        <w:rPr>
+          <w:noProof/>
+        </w:rPr>
+      </w:pPr>
+    </w:p>
+    <w:p>
+      <w:pPr>
+        <w:rPr>
+          <w:noProof/>
+        </w:rPr>
+      </w:pPr>
+    </w:p>
+    <w:p>
+      <w:r>
+        <w:lastRenderedPageBreak/>
+        <w:drawing>
+          <wp:inline distT="0" distB="0" distL="0" distR="0" wp14:anchorId="3E77E033" wp14:editId="1746CF97">
+            <wp:extent cx="5612130" cy="1480820"/>
+            <wp:effectExtent l="0" t="0" r="7620" b="5080"/>
+            <wp:docPr id="160258533" name="Imagen 1"/>
+            <wp:cNvGraphicFramePr>
+              <a:graphicFrameLocks xmlns:a="http://schemas.openxmlformats.org/drawingml/2006/main" noChangeAspect="1"/>
+            </wp:cNvGraphicFramePr>
+            <a:graphic xmlns:a="http://schemas.openxmlformats.org/drawingml/2006/main">
+              <a:graphicData uri="http://schemas.openxmlformats.org/drawingml/2006/picture">
+                <pic:pic xmlns:pic="http://schemas.openxmlformats.org/drawingml/2006/picture">
+                  <pic:nvPicPr>
+                    <pic:cNvPr id="160258533" name=""/>
+                    <pic:cNvPicPr/>
+                  </pic:nvPicPr>
+                  <pic:blipFill>
+                    <a:blip r:embed="rId60"/>
+                    <a:stretch>
+                      <a:fillRect/>
+                    </a:stretch>
+                  </pic:blipFill>
+                  <pic:spPr>
+                    <a:xfrm>
+                      <a:off x="0" y="0"/>
+                      <a:ext cx="5612130" cy="1480820"/>
+                    </a:xfrm>
+                    <a:prstGeom prst="rect">
+                      <a:avLst/>
+                    </a:prstGeom>
+                  </pic:spPr>
+                </pic:pic>
+              </a:graphicData>
+            </a:graphic>
+          </wp:inline>
+        </w:drawing>
+      </w:r>
+    </w:p>
+    <w:p/>
+    <w:p>
+      <w:r>
+        <w:t>Crea una página en Angular que muestre una tabla con las reservas.</w:t>
+      </w:r>
+      <w:r>
+        <w:br/>
+      </w:r>
+      <w:r>
+        <w:br/>
+        <w:t>El componente debe:</w:t>
+      </w:r>
+      <w:r>
+        <w:br/>
+        <w:t>- Obtener las reservas desde el ReservationService</w:t>
+      </w:r>
+      <w:r>
+        <w:br/>
+        <w:t>- Mostrar los datos en una tabla</w:t>
+      </w:r>
+      <w:r>
+        <w:br/>
+        <w:t>- Permitir cancelar una reserva mediante un botón</w:t>
+      </w:r>
+      <w:r>
+        <w:br/>
+        <w:t>- Usar el servicio ReservationService</w:t>
+      </w:r>
+      <w:r>
+        <w:br/>
+      </w:r>
+      <w:r>
+        <w:br/>
+        <w:t>Recuerda que debemos tener separados los 3 archivos del componente (`.ts`, `.html` y `.css`)</w:t>
+      </w:r>
+    </w:p>
+    <w:p/>
+    <w:p>
+      <w:r>
+        <w:t>Aceptar peticiones de estos servidores</w:t>
+      </w:r>
+    </w:p>
+    <w:p>
+      <w:r>
+        <w:drawing>
+          <wp:inline distT="0" distB="0" distL="0" distR="0" wp14:anchorId="06F08498" wp14:editId="4345CA26">
+            <wp:extent cx="5612130" cy="3790315"/>
+            <wp:effectExtent l="0" t="0" r="7620" b="635"/>
+            <wp:docPr id="415354557" name="Imagen 1"/>
+            <wp:cNvGraphicFramePr>
+              <a:graphicFrameLocks xmlns:a="http://schemas.openxmlformats.org/drawingml/2006/main" noChangeAspect="1"/>
+            </wp:cNvGraphicFramePr>
+            <a:graphic xmlns:a="http://schemas.openxmlformats.org/drawingml/2006/main">
+              <a:graphicData uri="http://schemas.openxmlformats.org/drawingml/2006/picture">
+                <pic:pic xmlns:pic="http://schemas.openxmlformats.org/drawingml/2006/picture">
+                  <pic:nvPicPr>
+                    <pic:cNvPr id="415354557" name=""/>
+                    <pic:cNvPicPr/>
+                  </pic:nvPicPr>
+                  <pic:blipFill>
+                    <a:blip r:embed="rId61"/>
+                    <a:stretch>
+                      <a:fillRect/>
+                    </a:stretch>
+                  </pic:blipFill>
+                  <pic:spPr>
+                    <a:xfrm>
+                      <a:off x="0" y="0"/>
+                      <a:ext cx="5612130" cy="3790315"/>
                     </a:xfrm>
                     <a:prstGeom prst="rect">
                       <a:avLst/>
